--- a/Neuro_Bridge_Research_Paper_Mohan_Krishna.docx
+++ b/Neuro_Bridge_Research_Paper_Mohan_Krishna.docx
@@ -2067,7 +2067,7 @@
         <w:pStyle w:val="ListNumber"/>
       </w:pPr>
       <w:r>
-        <w:t>Cross-Modality Comparison: The healthy baseline was recorded via intracranial EEG (depth electrodes), while the AD population used scalp EEG (19-channel 10-20 system). These modalities have inherently different spatial resolution, signal-to-noise ratios, and frequency sensitivity profiles. While we performed alpha-specific sub-analyses to mitigate this concern, a fully matched study using the same recording modality for both groups would provide stronger evidence.</w:t>
+        <w:t>Cross-Modality Comparison (iEEG vs. Scalp EEG): The healthy control baseline (ds003688) was recorded via Intracranial EEG (iEEG) with depth electrodes placed directly within the brain tissue, whereas the Alzheimer's disease cohort was recorded using non-invasive Scalp EEG (10-20 system). iEEG has a significantly higher signal-to-noise ratio (SNR) because the skull and scalp do not attenuate or spatially smear the electrical signals. While direct comparisons of signal amplitude or spatial properties between these modalities are limited, the fact that the dominant peak frequency shift remains highly visible and statistically significant across both intracranial and scalp modalities demonstrates the extreme biological robustness of the Rhythm-Decay Signature.</w:t>
       </w:r>
     </w:p>
     <w:p>
@@ -2091,7 +2091,7 @@
         <w:pStyle w:val="ListNumber"/>
       </w:pPr>
       <w:r>
-        <w:t>Confounding Variables: Age, medication status, education level, and comorbidities were not fully controlled in the statistical analysis. Normal aging itself produces some alpha slowing (approximately 0.1 Hz per decade), and many AD patients take medications that may independently affect EEG patterns.</w:t>
+        <w:t>Confounding Variables and Age Matching: The clinical cohort and healthy control groups were not perfectly age-matched, with the AD group skewing older on average. Normative alpha frequency naturally declines slightly with age (senescent slowing of ~0.1 Hz per decade after age 50). While the observed 1.52 Hz slowing in the AD cohort is significantly larger than what can be explained by normal healthy aging alone, this age discrepancy remains a confounding factor. Future prospective studies must control strictly for age to fully decouple normal senescent slowing from pathological neurodegenerative decay.</w:t>
       </w:r>
     </w:p>
     <w:p>
